--- a/docs/lista_louvores/Textos_Louvores/DEUS CHAMA TODOS OS POVOS.docx
+++ b/docs/lista_louvores/Textos_Louvores/DEUS CHAMA TODOS OS POVOS.docx
@@ -4,7 +4,7 @@
   <w:body>
     <w:p>
       <w:pPr>
-        <w:pStyle w:val="SemEspaamento"/>
+        <w:pStyle w:val="Ttulo1"/>
       </w:pPr>
       <w:r>
         <w:t>DEUS CHAMA TODOS OS POVOS</w:t>
@@ -14,32 +14,29 @@
       </w:r>
     </w:p>
     <w:p>
-      <w:r>
-        <w:rPr>
+      <w:pPr>
+        <w:rPr>
+          <w:rFonts w:ascii="Times New Roman" w:hAnsi="Times New Roman"/>
+        </w:rPr>
+      </w:pPr>
+      <w:r>
+        <w:rPr>
+          <w:rFonts w:ascii="Times New Roman" w:hAnsi="Times New Roman"/>
           <w:bCs/>
         </w:rPr>
-        <w:t>Deus chama todos os povos</w:t>
-      </w:r>
-      <w:r>
-        <w:rPr>
+        <w:t xml:space="preserve">Deus chama todos os povos </w:t>
+      </w:r>
+      <w:r>
+        <w:rPr>
+          <w:rFonts w:ascii="Times New Roman" w:hAnsi="Times New Roman"/>
           <w:bCs/>
         </w:rPr>
-        <w:t xml:space="preserve"> </w:t>
-      </w:r>
-      <w:r>
-        <w:rPr>
-          <w:bCs/>
-        </w:rPr>
         <w:br/>
-      </w:r>
-      <w:r>
-        <w:rPr>
-          <w:bCs/>
-        </w:rPr>
         <w:t>e todas as nações</w:t>
       </w:r>
       <w:r>
         <w:rPr>
+          <w:rFonts w:ascii="Times New Roman" w:hAnsi="Times New Roman"/>
           <w:bCs/>
         </w:rPr>
         <w:br/>
@@ -47,183 +44,315 @@
       </w:r>
       <w:r>
         <w:rPr>
+          <w:rFonts w:ascii="Times New Roman" w:hAnsi="Times New Roman"/>
           <w:bCs/>
         </w:rPr>
         <w:br/>
-      </w:r>
-      <w:r>
-        <w:rPr>
-          <w:bCs/>
-        </w:rPr>
         <w:t>e todos os jovens</w:t>
       </w:r>
     </w:p>
     <w:p>
-      <w:r>
-        <w:t>Ao arrependimento,</w:t>
-      </w:r>
-      <w:r>
-        <w:t xml:space="preserve"> </w:t>
-      </w:r>
-      <w:r>
-        <w:t>ao plano da salvação</w:t>
-      </w:r>
-      <w:r>
+      <w:pPr>
+        <w:rPr>
+          <w:rFonts w:ascii="Times New Roman" w:hAnsi="Times New Roman"/>
+        </w:rPr>
+      </w:pPr>
+      <w:r>
+        <w:rPr>
+          <w:rFonts w:ascii="Times New Roman" w:hAnsi="Times New Roman"/>
+        </w:rPr>
+        <w:t>Ao arrependimento, ao plano da salvação</w:t>
+      </w:r>
+      <w:r>
+        <w:rPr>
+          <w:rFonts w:ascii="Times New Roman" w:hAnsi="Times New Roman"/>
+        </w:rPr>
         <w:br/>
         <w:t>Venham todos porque não há acepção</w:t>
       </w:r>
     </w:p>
     <w:p>
-      <w:r>
+      <w:pPr>
+        <w:rPr>
+          <w:rFonts w:ascii="Times New Roman" w:hAnsi="Times New Roman"/>
+        </w:rPr>
+      </w:pPr>
+      <w:r>
+        <w:rPr>
+          <w:rFonts w:ascii="Times New Roman" w:hAnsi="Times New Roman"/>
+        </w:rPr>
         <w:t>[REPETE ACIMA]</w:t>
       </w:r>
     </w:p>
     <w:p>
-      <w:r>
-        <w:t>O Senhor, o Criador,</w:t>
-      </w:r>
-      <w:r>
-        <w:t xml:space="preserve"> </w:t>
-      </w:r>
-      <w:r>
+      <w:pPr>
+        <w:rPr>
+          <w:rFonts w:ascii="Times New Roman" w:hAnsi="Times New Roman"/>
+        </w:rPr>
+      </w:pPr>
+      <w:r>
+        <w:rPr>
+          <w:rFonts w:ascii="Times New Roman" w:hAnsi="Times New Roman"/>
+        </w:rPr>
+        <w:t xml:space="preserve">O Senhor, o Criador, </w:t>
+      </w:r>
+      <w:r>
+        <w:rPr>
+          <w:rFonts w:ascii="Times New Roman" w:hAnsi="Times New Roman"/>
+        </w:rPr>
         <w:br/>
-      </w:r>
-      <w:r>
         <w:t>quer que todos tenham vida</w:t>
       </w:r>
       <w:r>
+        <w:rPr>
+          <w:rFonts w:ascii="Times New Roman" w:hAnsi="Times New Roman"/>
+        </w:rPr>
         <w:br/>
-        <w:t>O Senhor, o Criador,</w:t>
-      </w:r>
-      <w:r>
-        <w:t xml:space="preserve"> </w:t>
-      </w:r>
-      <w:r>
+        <w:t xml:space="preserve">O Senhor, o Criador, </w:t>
+      </w:r>
+      <w:r>
+        <w:rPr>
+          <w:rFonts w:ascii="Times New Roman" w:hAnsi="Times New Roman"/>
+        </w:rPr>
         <w:br/>
-      </w:r>
-      <w:r>
         <w:t>ainda ama o que criou</w:t>
       </w:r>
       <w:r>
         <w:rPr>
+          <w:rFonts w:ascii="Times New Roman" w:hAnsi="Times New Roman"/>
           <w:b/>
           <w:bCs/>
         </w:rPr>
-        <w:t xml:space="preserve"> (2 X)</w:t>
+        <w:t xml:space="preserve"> </w:t>
+      </w:r>
+      <w:r>
+        <w:rPr>
+          <w:rFonts w:ascii="Times New Roman" w:hAnsi="Times New Roman"/>
+          <w:b/>
+          <w:bCs/>
+        </w:rPr>
+        <w:t>[</w:t>
+      </w:r>
+      <w:r>
+        <w:rPr>
+          <w:rFonts w:ascii="Times New Roman" w:hAnsi="Times New Roman"/>
+          <w:b/>
+          <w:bCs/>
+        </w:rPr>
+        <w:t>2 X</w:t>
+      </w:r>
+      <w:r>
+        <w:rPr>
+          <w:rFonts w:ascii="Times New Roman" w:hAnsi="Times New Roman"/>
+          <w:b/>
+          <w:bCs/>
+        </w:rPr>
+        <w:t>]</w:t>
       </w:r>
     </w:p>
     <w:p>
-      <w:r>
+      <w:pPr>
+        <w:rPr>
+          <w:rFonts w:ascii="Times New Roman" w:hAnsi="Times New Roman"/>
+        </w:rPr>
+      </w:pPr>
+      <w:r>
+        <w:rPr>
+          <w:rFonts w:ascii="Times New Roman" w:hAnsi="Times New Roman"/>
+        </w:rPr>
         <w:t>O Seu único Filho, o Seu amado Filho...</w:t>
       </w:r>
       <w:r>
         <w:rPr>
+          <w:rFonts w:ascii="Times New Roman" w:hAnsi="Times New Roman"/>
           <w:b/>
           <w:bCs/>
         </w:rPr>
-        <w:t xml:space="preserve"> (2 X)</w:t>
+        <w:t xml:space="preserve"> </w:t>
+      </w:r>
+      <w:r>
+        <w:rPr>
+          <w:rFonts w:ascii="Times New Roman" w:hAnsi="Times New Roman"/>
+          <w:b/>
+          <w:bCs/>
+        </w:rPr>
+        <w:t>[</w:t>
+      </w:r>
+      <w:r>
+        <w:rPr>
+          <w:rFonts w:ascii="Times New Roman" w:hAnsi="Times New Roman"/>
+          <w:b/>
+          <w:bCs/>
+        </w:rPr>
+        <w:t>2 X</w:t>
+      </w:r>
+      <w:r>
+        <w:rPr>
+          <w:rFonts w:ascii="Times New Roman" w:hAnsi="Times New Roman"/>
+          <w:b/>
+          <w:bCs/>
+        </w:rPr>
+        <w:t>]</w:t>
       </w:r>
     </w:p>
     <w:p>
-      <w:r>
+      <w:pPr>
+        <w:rPr>
+          <w:rFonts w:ascii="Times New Roman" w:hAnsi="Times New Roman"/>
+        </w:rPr>
+      </w:pPr>
+      <w:r>
+        <w:rPr>
+          <w:rFonts w:ascii="Times New Roman" w:hAnsi="Times New Roman"/>
+        </w:rPr>
         <w:t>Venham todos que querem vida</w:t>
       </w:r>
       <w:r>
+        <w:rPr>
+          <w:rFonts w:ascii="Times New Roman" w:hAnsi="Times New Roman"/>
+        </w:rPr>
         <w:br/>
         <w:t>Que têm sede de água viva</w:t>
       </w:r>
       <w:r>
+        <w:rPr>
+          <w:rFonts w:ascii="Times New Roman" w:hAnsi="Times New Roman"/>
+        </w:rPr>
         <w:br/>
         <w:t>e querem andar na luz</w:t>
       </w:r>
     </w:p>
     <w:p>
-      <w:r>
-        <w:t>O que procura a paz,</w:t>
-      </w:r>
-      <w:r>
-        <w:t xml:space="preserve"> </w:t>
-      </w:r>
-      <w:r>
-        <w:t>que tem sede de justiça</w:t>
-      </w:r>
-      <w:r>
+      <w:pPr>
+        <w:rPr>
+          <w:rFonts w:ascii="Times New Roman" w:hAnsi="Times New Roman"/>
+        </w:rPr>
+      </w:pPr>
+      <w:r>
+        <w:rPr>
+          <w:rFonts w:ascii="Times New Roman" w:hAnsi="Times New Roman"/>
+        </w:rPr>
+        <w:t>O que procura a paz, que tem sede de justiça</w:t>
+      </w:r>
+      <w:r>
+        <w:rPr>
+          <w:rFonts w:ascii="Times New Roman" w:hAnsi="Times New Roman"/>
+        </w:rPr>
         <w:br/>
         <w:t>E quer vencer o mal</w:t>
       </w:r>
     </w:p>
     <w:p>
-      <w:r>
-        <w:t>O escapar da morte,</w:t>
-      </w:r>
-      <w:r>
-        <w:t xml:space="preserve"> </w:t>
-      </w:r>
-      <w:r>
-        <w:t>o ter vida eterna</w:t>
-      </w:r>
-      <w:r>
+      <w:pPr>
+        <w:rPr>
+          <w:rFonts w:ascii="Times New Roman" w:hAnsi="Times New Roman"/>
+        </w:rPr>
+      </w:pPr>
+      <w:r>
+        <w:rPr>
+          <w:rFonts w:ascii="Times New Roman" w:hAnsi="Times New Roman"/>
+        </w:rPr>
+        <w:t>O escapar da morte, o ter vida eterna</w:t>
+      </w:r>
+      <w:r>
+        <w:rPr>
+          <w:rFonts w:ascii="Times New Roman" w:hAnsi="Times New Roman"/>
+        </w:rPr>
         <w:br/>
         <w:t>não está em religiões</w:t>
       </w:r>
     </w:p>
     <w:p>
-      <w:r>
-        <w:t>Mas, sim no homem</w:t>
-      </w:r>
-      <w:r>
-        <w:t xml:space="preserve"> </w:t>
-      </w:r>
-      <w:r>
-        <w:t xml:space="preserve">se voltar </w:t>
-      </w:r>
-      <w:r>
+      <w:pPr>
+        <w:rPr>
+          <w:rFonts w:ascii="Times New Roman" w:hAnsi="Times New Roman"/>
+        </w:rPr>
+      </w:pPr>
+      <w:r>
+        <w:rPr>
+          <w:rFonts w:ascii="Times New Roman" w:hAnsi="Times New Roman"/>
+        </w:rPr>
+        <w:t xml:space="preserve">Mas, sim no homem se voltar </w:t>
+      </w:r>
+      <w:r>
+        <w:rPr>
+          <w:rFonts w:ascii="Times New Roman" w:hAnsi="Times New Roman"/>
+        </w:rPr>
         <w:br/>
-      </w:r>
-      <w:r>
         <w:t>para Deus e crer em Cristo</w:t>
       </w:r>
     </w:p>
     <w:p>
-      <w:r>
+      <w:pPr>
+        <w:rPr>
+          <w:rFonts w:ascii="Times New Roman" w:hAnsi="Times New Roman"/>
+        </w:rPr>
+      </w:pPr>
+      <w:r>
+        <w:rPr>
+          <w:rFonts w:ascii="Times New Roman" w:hAnsi="Times New Roman"/>
+        </w:rPr>
         <w:t>Venham todos que querem vida</w:t>
       </w:r>
       <w:r>
+        <w:rPr>
+          <w:rFonts w:ascii="Times New Roman" w:hAnsi="Times New Roman"/>
+        </w:rPr>
         <w:br/>
         <w:t>Que têm sede de água viva</w:t>
       </w:r>
       <w:r>
+        <w:rPr>
+          <w:rFonts w:ascii="Times New Roman" w:hAnsi="Times New Roman"/>
+        </w:rPr>
         <w:br/>
-        <w:t xml:space="preserve">e querem andar na </w:t>
-      </w:r>
-      <w:proofErr w:type="gramStart"/>
-      <w:r>
-        <w:t>luz</w:t>
-      </w:r>
-      <w:r>
+        <w:t>e querem andar na luz</w:t>
+      </w:r>
+      <w:r>
+        <w:rPr>
+          <w:rFonts w:ascii="Times New Roman" w:hAnsi="Times New Roman"/>
+        </w:rPr>
         <w:t xml:space="preserve"> </w:t>
       </w:r>
       <w:r>
         <w:rPr>
+          <w:rFonts w:ascii="Times New Roman" w:hAnsi="Times New Roman"/>
           <w:b/>
           <w:bCs/>
         </w:rPr>
-        <w:t xml:space="preserve"> (</w:t>
-      </w:r>
-      <w:proofErr w:type="gramEnd"/>
-      <w:r>
-        <w:rPr>
+        <w:t xml:space="preserve"> </w:t>
+      </w:r>
+      <w:r>
+        <w:rPr>
+          <w:rFonts w:ascii="Times New Roman" w:hAnsi="Times New Roman"/>
           <w:b/>
           <w:bCs/>
         </w:rPr>
-        <w:t>3</w:t>
-      </w:r>
-      <w:r>
-        <w:rPr>
+        <w:t>[</w:t>
+      </w:r>
+      <w:r>
+        <w:rPr>
+          <w:rFonts w:ascii="Times New Roman" w:hAnsi="Times New Roman"/>
           <w:b/>
           <w:bCs/>
         </w:rPr>
-        <w:t xml:space="preserve"> X)</w:t>
+        <w:t>3</w:t>
+      </w:r>
+      <w:r>
+        <w:rPr>
+          <w:rFonts w:ascii="Times New Roman" w:hAnsi="Times New Roman"/>
+          <w:b/>
+          <w:bCs/>
+        </w:rPr>
+        <w:t xml:space="preserve"> X</w:t>
+      </w:r>
+      <w:r>
+        <w:rPr>
+          <w:rFonts w:ascii="Times New Roman" w:hAnsi="Times New Roman"/>
+          <w:b/>
+          <w:bCs/>
+        </w:rPr>
+        <w:t>]</w:t>
       </w:r>
     </w:p>
     <w:sectPr>
@@ -890,6 +1019,7 @@
   <w:style w:type="character" w:default="1" w:styleId="Fontepargpadro">
     <w:name w:val="Default Paragraph Font"/>
     <w:uiPriority w:val="1"/>
+    <w:semiHidden/>
     <w:unhideWhenUsed/>
   </w:style>
   <w:style w:type="table" w:default="1" w:styleId="Tabelanormal">
